--- a/public/modelos/biblioteca-v2/PCM-MAN-019_Manual-de-Estrategia-de-Manutencao_R00.docx
+++ b/public/modelos/biblioteca-v2/PCM-MAN-019_Manual-de-Estrategia-de-Manutencao_R00.docx
@@ -558,7 +558,7 @@
               <w:spacing w:line="252" w:lineRule="auto"/>
             </w:pPr>
             <w:r>
-              <w:t xml:space="preserve">Criticidade, FMECA, seleção de tarefas e análise de falhas.</w:t>
+              <w:t xml:space="preserve">Criticidade, MFMEA, seleção de tarefas e análise de falhas.</w:t>
             </w:r>
           </w:p>
         </w:tc>
@@ -2058,7 +2058,7 @@
               <w:spacing w:line="252" w:lineRule="auto"/>
             </w:pPr>
             <w:r>
-              <w:t xml:space="preserve">FMECA completa</w:t>
+              <w:t xml:space="preserve">MFMEA completa</w:t>
             </w:r>
           </w:p>
         </w:tc>
@@ -2080,7 +2080,7 @@
               <w:spacing w:line="252" w:lineRule="auto"/>
             </w:pPr>
             <w:r>
-              <w:t xml:space="preserve">FMECA simplificada</w:t>
+              <w:t xml:space="preserve">MFMEA simplificada</w:t>
             </w:r>
           </w:p>
         </w:tc>
@@ -2152,7 +2152,7 @@
               <w:spacing w:line="252" w:lineRule="auto"/>
             </w:pPr>
             <w:r>
-              <w:t xml:space="preserve">Sim, por FMECA e fabricante</w:t>
+              <w:t xml:space="preserve">Sim, por MFMEA e fabricante</w:t>
             </w:r>
           </w:p>
         </w:tc>
@@ -2588,7 +2588,7 @@
         <w:pStyle w:val="Ttulo1"/>
       </w:pPr>
       <w:r>
-        <w:t xml:space="preserve">SELEÇÃO DAS TAREFAS (FMECA)</w:t>
+        <w:t xml:space="preserve">SELEÇÃO DAS TAREFAS (MFMEA)</w:t>
       </w:r>
     </w:p>
     <w:p>
@@ -3098,7 +3098,7 @@
         <w:pStyle w:val="Commarcadores"/>
       </w:pPr>
       <w:r>
-        <w:t xml:space="preserve">Frequência inicial: a do fabricante ou da FMECA, a mais conservadora.</w:t>
+        <w:t xml:space="preserve">Frequência inicial: a do fabricante ou da MFMEA, a mais conservadora.</w:t>
       </w:r>
     </w:p>
     <w:p>
@@ -4432,7 +4432,7 @@
         <w:pStyle w:val="CorpoPCMD"/>
       </w:pPr>
       <w:r>
-        <w:t xml:space="preserve">Serviços que exigem parar o equipamento ou a linha são agrupados em paradas programadas (plano no PCM-MAN-022), combinadas com a produção com antecedência.</w:t>
+        <w:t xml:space="preserve">Serviços que exigem parar o equipamento ou a linha são agrupados em paradas programadas (programadas no PCM-MAN-003), combinadas com a produção com antecedência.</w:t>
       </w:r>
     </w:p>
     <w:tbl>
